--- a/Ke-hoach-kiem-thu.docx
+++ b/Ke-hoach-kiem-thu.docx
@@ -36,7 +36,7 @@
           <v:shape id="_x0000_i1025" type="#_x0000_t75" style="width:468pt;height:57.75pt" o:ole="">
             <v:imagedata r:id="rId6" o:title=""/>
           </v:shape>
-          <o:OLEObject Type="Embed" ProgID="Word.Document.12" ShapeID="_x0000_i1025" DrawAspect="Content" ObjectID="_1828613901" r:id="rId7">
+          <o:OLEObject Type="Embed" ProgID="Word.Document.12" ShapeID="_x0000_i1025" DrawAspect="Content" ObjectID="_1830431310" r:id="rId7">
             <o:FieldCodes>\s</o:FieldCodes>
           </o:OLEObject>
         </w:object>
@@ -1011,24 +1011,6 @@
           <w:b/>
           <w:bCs/>
         </w:rPr>
-        <w:br w:type="page"/>
-      </w:r>
-    </w:p>
-    <w:p>
-      <w:pPr>
-        <w:rPr>
-          <w:rFonts w:ascii="Times New Roman" w:hAnsi="Times New Roman" w:cs="Times New Roman"/>
-          <w:b/>
-          <w:bCs/>
-        </w:rPr>
-      </w:pPr>
-      <w:r>
-        <w:rPr>
-          <w:rFonts w:ascii="Times New Roman" w:hAnsi="Times New Roman" w:cs="Times New Roman"/>
-          <w:b/>
-          <w:bCs/>
-        </w:rPr>
-        <w:lastRenderedPageBreak/>
         <w:t>7. Tiêu chí vào/ra</w:t>
       </w:r>
     </w:p>
@@ -3851,6 +3833,7 @@
   <w:style w:type="character" w:default="1" w:styleId="DefaultParagraphFont">
     <w:name w:val="Default Paragraph Font"/>
     <w:uiPriority w:val="1"/>
+    <w:semiHidden/>
     <w:unhideWhenUsed/>
   </w:style>
   <w:style w:type="table" w:default="1" w:styleId="TableNormal">
